--- a/user_guides/individual_programs/ml_denoiser/ML_Denoiser_User_Guide.docx
+++ b/user_guides/individual_programs/ml_denoiser/ML_Denoiser_User_Guide.docx
@@ -16,7 +16,7 @@
         <w:jc w:val="center"/>
       </w:pPr>
       <w:r>
-        <w:t>Version 1.4.1 — October 2026</w:t>
+        <w:t>Version 2.0.0 — October 2026</w:t>
       </w:r>
     </w:p>
     <w:p>

--- a/user_guides/individual_programs/ml_denoiser/ML_Denoiser_User_Guide.docx
+++ b/user_guides/individual_programs/ml_denoiser/ML_Denoiser_User_Guide.docx
@@ -81,20 +81,12 @@
     </w:p>
     <w:p>
       <w:r>
-        <w:t>The neural model itself is an optional dependency. It ships in the `ml` extra (approximately 13 MB, no GPU runtime):</w:t>
-      </w:r>
-    </w:p>
-    <w:p>
-      <w:pPr>
-        <w:pStyle w:val="ListBullet"/>
-      </w:pPr>
-      <w:r>
-        <w:t>uv sync --extra ml</w:t>
+        <w:t>The neural model itself is an optional dependency (approximately 13 MB, no GPU runtime). The first run installs it: the tool asks once, downloads it, checks that it loads, and then starts the batch.</w:t>
       </w:r>
     </w:p>
     <w:p>
       <w:r>
-        <w:t>Without that extra the tool opens, validates a run and explains what to install; it does not start a batch that would fail on every file. A dry run also needs the extra, because a dry run measures with the model - that measurement is the point of it.</w:t>
+        <w:t>A dry run needs it too, because a dry run measures with the model - that measurement is the point of it. A headless run installs the suite's 'ml' extra instead (uv sync --extra ml).</w:t>
       </w:r>
     </w:p>
     <w:p>
@@ -374,10 +366,10 @@
         <w:rPr>
           <w:b/>
         </w:rPr>
-        <w:t xml:space="preserve">A dialog about the ml extra: </w:t>
+        <w:t xml:space="preserve">A dialog about installing RNNoise: </w:t>
       </w:r>
       <w:r>
-        <w:t>Install it with 'uv sync --extra ml' (or 'pip install pyrnnoise'). The message names the exact command.</w:t>
+        <w:t>The first run offers the one-time download; accepting it installs RNNoise and starts the batch. A download that fails says why in the dialog.</w:t>
       </w:r>
     </w:p>
     <w:p>

--- a/user_guides/individual_programs/ml_denoiser/ML_Denoiser_User_Guide.docx
+++ b/user_guides/individual_programs/ml_denoiser/ML_Denoiser_User_Guide.docx
@@ -16,7 +16,7 @@
         <w:jc w:val="center"/>
       </w:pPr>
       <w:r>
-        <w:t>Version 2.0.0 — October 2026</w:t>
+        <w:t>Version 2.1.0 — October 2026</w:t>
       </w:r>
     </w:p>
     <w:p>

--- a/user_guides/individual_programs/ml_denoiser/ML_Denoiser_User_Guide.docx
+++ b/user_guides/individual_programs/ml_denoiser/ML_Denoiser_User_Guide.docx
@@ -16,7 +16,7 @@
         <w:jc w:val="center"/>
       </w:pPr>
       <w:r>
-        <w:t>Version 2.1.0 — October 2026</w:t>
+        <w:t>Version 2.1.1 — October 2026</w:t>
       </w:r>
     </w:p>
     <w:p>

--- a/user_guides/individual_programs/ml_denoiser/ML_Denoiser_User_Guide.docx
+++ b/user_guides/individual_programs/ml_denoiser/ML_Denoiser_User_Guide.docx
@@ -16,7 +16,7 @@
         <w:jc w:val="center"/>
       </w:pPr>
       <w:r>
-        <w:t>Version 2.1.1 — October 2026</w:t>
+        <w:t>Version 2.1.2 — October 2026</w:t>
       </w:r>
     </w:p>
     <w:p>

--- a/user_guides/individual_programs/ml_denoiser/ML_Denoiser_User_Guide.docx
+++ b/user_guides/individual_programs/ml_denoiser/ML_Denoiser_User_Guide.docx
@@ -16,7 +16,7 @@
         <w:jc w:val="center"/>
       </w:pPr>
       <w:r>
-        <w:t>Version 2.1.2 — October 2026</w:t>
+        <w:t>Version 2.1.3 — October 2026</w:t>
       </w:r>
     </w:p>
     <w:p>

--- a/user_guides/individual_programs/ml_denoiser/ML_Denoiser_User_Guide.docx
+++ b/user_guides/individual_programs/ml_denoiser/ML_Denoiser_User_Guide.docx
@@ -16,7 +16,7 @@
         <w:jc w:val="center"/>
       </w:pPr>
       <w:r>
-        <w:t>Version 2.1.3 — October 2026</w:t>
+        <w:t>Version 2.1.4 — October 2026</w:t>
       </w:r>
     </w:p>
     <w:p>

--- a/user_guides/individual_programs/ml_denoiser/ML_Denoiser_User_Guide.docx
+++ b/user_guides/individual_programs/ml_denoiser/ML_Denoiser_User_Guide.docx
@@ -16,7 +16,7 @@
         <w:jc w:val="center"/>
       </w:pPr>
       <w:r>
-        <w:t>Version 2.1.4 — October 2026</w:t>
+        <w:t>Version 2.1.5 — October 2026</w:t>
       </w:r>
     </w:p>
     <w:p>

--- a/user_guides/individual_programs/ml_denoiser/ML_Denoiser_User_Guide.docx
+++ b/user_guides/individual_programs/ml_denoiser/ML_Denoiser_User_Guide.docx
@@ -16,7 +16,7 @@
         <w:jc w:val="center"/>
       </w:pPr>
       <w:r>
-        <w:t>Version 2.1.5 — October 2026</w:t>
+        <w:t>Version 2.1.6 — October 2026</w:t>
       </w:r>
     </w:p>
     <w:p>
